--- a/spa/docx/56.content.docx
+++ b/spa/docx/56.content.docx
@@ -214,7 +214,7 @@
         <w:rPr>
           <w:lang w:val="es_ES" w:bidi="es_ES"/>
         </w:rPr>
-        <w:t xml:space="preserve"> Pablo, siervo de Dios y apóstol de Jesucristo, para promover la fe de los elegidos de Dios y el conocimiento de la verdad que conduce a una vida de devoción.</w:t>
+        <w:t xml:space="preserve"> Yo, Pablo, soy siervo de Dios y apóstol de Jesucristo. Lo soy para promover la fe de los elegidos de Dios y el conocimiento de la verdad que conduce a una vida de devoción.</w:t>
       </w:r>
     </w:p>
     <w:p>
@@ -235,7 +235,7 @@
         <w:rPr>
           <w:lang w:val="es_ES" w:bidi="es_ES"/>
         </w:rPr>
-        <w:t xml:space="preserve"> Nuestra esperanza es la vida eterna que Dios, que no miente, prometió desde la eternidad.</w:t>
+        <w:t xml:space="preserve"> Nuestra esperanza es la vida eterna que Dios prometió desde la eternidad. Y Dios no miente.</w:t>
       </w:r>
     </w:p>
     <w:p>
@@ -277,7 +277,7 @@
         <w:rPr>
           <w:lang w:val="es_ES" w:bidi="es_ES"/>
         </w:rPr>
-        <w:t xml:space="preserve"> A Tito, mi verdadero hijo en la fe que tenemos en común: Que Dios Padre y Cristo Jesús nuestro Salvador te concedan gracia y paz.</w:t>
+        <w:t xml:space="preserve"> Escribo a Tito, mi verdadero hijo en la fe que tenemos en común. Que Dios Padre y Cristo Jesús nuestro Salvador te concedan gracia y paz.</w:t>
       </w:r>
     </w:p>
     <w:p>
@@ -319,7 +319,7 @@
         <w:rPr>
           <w:lang w:val="es_ES" w:bidi="es_ES"/>
         </w:rPr>
-        <w:t xml:space="preserve"> El líder debe ser irreprochable, esposo de una sola mujer, con hijos creyentes que no sean acusados de libertinaje ni de rebeldía.</w:t>
+        <w:t xml:space="preserve"> El líder debe ser irreprochable. Debe ser esposo de una sola mujer, con hijos creyentes que no sean acusados de libertinaje ni de rebeldía.</w:t>
       </w:r>
     </w:p>
     <w:p>
@@ -340,7 +340,7 @@
         <w:rPr>
           <w:lang w:val="es_ES" w:bidi="es_ES"/>
         </w:rPr>
-        <w:t xml:space="preserve"> El líder supervisa la obra de Dios y, por eso, debe ser irreprochable. No debe ser arrogante ni iracundo, no debe beber mucho vino ni ser violento ni buscar ganancias deshonestas.</w:t>
+        <w:t xml:space="preserve"> El líder supervisa la obra de Dios y, por eso, debe ser irreprochable. No debe ser arrogante ni iracundo. No debe beber mucho alcohol ni ser violento ni buscar ganancias deshonestas.</w:t>
       </w:r>
     </w:p>
     <w:p>
@@ -361,7 +361,7 @@
         <w:rPr>
           <w:lang w:val="es_ES" w:bidi="es_ES"/>
         </w:rPr>
-        <w:t xml:space="preserve"> Debe practicar la hospitalidad, amar el bien, ser sensato, justo, santo y disciplinado.</w:t>
+        <w:t xml:space="preserve"> Debe practicar la hospitalidad, amar el bien y ser sensato, justo, santo y disciplinado.</w:t>
       </w:r>
     </w:p>
     <w:p>
@@ -382,7 +382,7 @@
         <w:rPr>
           <w:lang w:val="es_ES" w:bidi="es_ES"/>
         </w:rPr>
-        <w:t xml:space="preserve"> Debe apegarse firmemente a la palabra fiel tal como ha sido enseñada, para que pueda exhortar con la sana enseñanza y refutar a los que se oponen.</w:t>
+        <w:t xml:space="preserve"> Debe apegarse firmemente a la palabra fiel tal como ha sido enseñada. Así podrá exhortar con la enseñanza que sana y hace bien. Podrá refutar a los que se oponen.</w:t>
       </w:r>
     </w:p>
     <w:p>
@@ -424,7 +424,7 @@
         <w:rPr>
           <w:lang w:val="es_ES" w:bidi="es_ES"/>
         </w:rPr>
-        <w:t xml:space="preserve"> Hay que hacerlos callar, porque están trastornando familias enteras al enseñar lo que no deben, y todo por ganancias deshonestas.</w:t>
+        <w:t xml:space="preserve"> Hay que hacerlos callar, porque están trastornando familias enteras al enseñar lo que no deben. Lo hacen todo por ganancias deshonestas.</w:t>
       </w:r>
     </w:p>
     <w:p>
@@ -445,7 +445,7 @@
         <w:rPr>
           <w:lang w:val="es_ES" w:bidi="es_ES"/>
         </w:rPr>
-        <w:t xml:space="preserve"> Uno de sus propios profetas dijo: «Los cretenses siempre mienten, son bestias malvadas, glotones perezosos».</w:t>
+        <w:t xml:space="preserve"> Uno de sus propios profetas dijo: “Los cretenses siempre mienten. Son bestias malvadas y glotones perezosos”.</w:t>
       </w:r>
     </w:p>
     <w:p>
@@ -466,7 +466,7 @@
         <w:rPr>
           <w:lang w:val="es_ES" w:bidi="es_ES"/>
         </w:rPr>
-        <w:t xml:space="preserve"> Este testimonio es verdadero. Por eso, repréndelos con firmeza para que se mantengan sanos en la fe</w:t>
+        <w:t xml:space="preserve"> Este testimonio es verdadero. Por eso, repréndelos con firmeza para que se mantengan sanos en la fe.</w:t>
       </w:r>
     </w:p>
     <w:p>
@@ -487,7 +487,7 @@
         <w:rPr>
           <w:lang w:val="es_ES" w:bidi="es_ES"/>
         </w:rPr>
-        <w:t xml:space="preserve"> y no presten atención a fábulas judías ni a imposiciones de personas que rechazan la verdad.</w:t>
+        <w:t xml:space="preserve"> No deben prestar atención a fábulas judías ni a imposiciones de personas que rechazan la verdad.</w:t>
       </w:r>
     </w:p>
     <w:p>
@@ -566,7 +566,7 @@
         <w:rPr>
           <w:lang w:val="es_ES" w:bidi="es_ES"/>
         </w:rPr>
-        <w:t xml:space="preserve"> Tú, en cambio, enseña lo que está de acuerdo con la sana doctrina.</w:t>
+        <w:t xml:space="preserve"> Tú, en cambio, enseña lo que está de acuerdo con la enseñanza que sana y hace bien.</w:t>
       </w:r>
     </w:p>
     <w:p>
@@ -608,7 +608,7 @@
         <w:rPr>
           <w:lang w:val="es_ES" w:bidi="es_ES"/>
         </w:rPr>
-        <w:t xml:space="preserve"> Las ancianas también deben comportarse con reverencia, sin ser calumniadoras ni esclavas del vino. Deben enseñar lo que es bueno</w:t>
+        <w:t xml:space="preserve"> Las ancianas también deben comportarse con reverencia, sin ser calumniadoras ni esclavas del alcohol. Deben enseñar lo que es bueno.</w:t>
       </w:r>
     </w:p>
     <w:p>
@@ -629,7 +629,7 @@
         <w:rPr>
           <w:lang w:val="es_ES" w:bidi="es_ES"/>
         </w:rPr>
-        <w:t xml:space="preserve"> y aconsejar a las mujeres jóvenes a amar a sus esposos e hijos,</w:t>
+        <w:t xml:space="preserve"> Deben aconsejar a las mujeres jóvenes a amar a sus esposos e hijos.</w:t>
       </w:r>
     </w:p>
     <w:p>
@@ -650,7 +650,7 @@
         <w:rPr>
           <w:lang w:val="es_ES" w:bidi="es_ES"/>
         </w:rPr>
-        <w:t xml:space="preserve"> a ser sensatas y puras, a cuidar de su hogar, a ser bondadosas y sumisas a sus esposos, para que nadie hable mal de la palabra de Dios.</w:t>
+        <w:t xml:space="preserve"> Les deben aconsejar a ser sensatas y puras, a cuidar de su hogar y a ser bondadosas y sumisas a sus esposos. Todo esto es para que nadie hable mal de la palabra de Dios.</w:t>
       </w:r>
     </w:p>
     <w:p>
@@ -692,7 +692,7 @@
         <w:rPr>
           <w:lang w:val="es_ES" w:bidi="es_ES"/>
         </w:rPr>
-        <w:t xml:space="preserve"> Sé un ejemplo para ellos en todo con tus buenas obras. Cuando enseñes, hazlo con integridad y seriedad.</w:t>
+        <w:t xml:space="preserve"> Sé un ejemplo para ellos en todo con tus buenas obras. Cuando enseñas, hazlo con integridad y seriedad.</w:t>
       </w:r>
     </w:p>
     <w:p>
@@ -776,7 +776,7 @@
         <w:rPr>
           <w:lang w:val="es_ES" w:bidi="es_ES"/>
         </w:rPr>
-        <w:t xml:space="preserve"> Dios ha mostrado su gracia salvadora a toda la humanidad,</w:t>
+        <w:t xml:space="preserve"> Dios ha mostrado su gracia salvadora a toda la humanidad.</w:t>
       </w:r>
     </w:p>
     <w:p>
@@ -797,7 +797,7 @@
         <w:rPr>
           <w:lang w:val="es_ES" w:bidi="es_ES"/>
         </w:rPr>
-        <w:t xml:space="preserve"> y nos enseña a desechar la impiedad y los deseos mundanos, y a vivir en este mundo de manera sensata, justa y piadosa,</w:t>
+        <w:t xml:space="preserve"> Nos enseña a desechar la impiedad y los deseos malsanos. Nos enseña a vivir en este mundo de manera sensata, justa y comprometida con Dios.</w:t>
       </w:r>
     </w:p>
     <w:p>
@@ -818,7 +818,7 @@
         <w:rPr>
           <w:lang w:val="es_ES" w:bidi="es_ES"/>
         </w:rPr>
-        <w:t xml:space="preserve"> mientras esperamos la bendita esperanza y la gloriosa venida de nuestro gran Dios y Salvador Jesucristo.</w:t>
+        <w:t xml:space="preserve"> Mientras, esperamos la bendita esperanza y la gloriosa venida de nuestro gran Dios y Salvador Jesucristo.</w:t>
       </w:r>
     </w:p>
     <w:p>
@@ -918,7 +918,7 @@
         <w:rPr>
           <w:lang w:val="es_ES" w:bidi="es_ES"/>
         </w:rPr>
-        <w:t xml:space="preserve"> Recuérdales que no hablen mal de nadie, que busquen la paz y sean amables, mostrando verdadera humildad hacia todos.</w:t>
+        <w:t xml:space="preserve"> Recuérdales que no hablen mal de nadie y que busquen la paz. Deben ser amables, mostrando verdadera humildad hacia todos.</w:t>
       </w:r>
     </w:p>
     <w:p>
@@ -939,7 +939,7 @@
         <w:rPr>
           <w:lang w:val="es_ES" w:bidi="es_ES"/>
         </w:rPr>
-        <w:t xml:space="preserve"> En otro tiempo, también nosotros éramos insensatos y desobedientes. Andábamos extraviados y éramos esclavos de toda clase de deseos y placeres. Vivíamos enla malicia y la envidia. Éramos odiosos y nos odiábamos unos a otros.</w:t>
+        <w:t xml:space="preserve"> En otro tiempo, también nosotros éramos insensatos y desobedientes. Andábamos extraviados y éramos esclavos de toda clase de deseos y placeres. Vivíamos en la malicia y la envidia. Éramos odiosos y nos odiábamos unos a otros.</w:t>
       </w:r>
     </w:p>
     <w:p>
@@ -981,7 +981,7 @@
         <w:rPr>
           <w:lang w:val="es_ES" w:bidi="es_ES"/>
         </w:rPr>
-        <w:t xml:space="preserve"> él nos salvó, no por las obras de justicia que nosotros hubiéramos hecho, sino por su misericordia. Nos salvó mediante el lavamiento de la regeneración y la renovación del Espíritu Santo,</w:t>
+        <w:t xml:space="preserve"> él nos salvó. No lo hizo por las obras de justicia que nosotros hubiéramos hecho, sino por su misericordia. Nos lavó y quitó nuestros pecados. Era como hacernos nacer de nuevo, y nos dio vida nueva mediante el Espíritu Santo.</w:t>
       </w:r>
     </w:p>
     <w:p>
@@ -1002,7 +1002,7 @@
         <w:rPr>
           <w:lang w:val="es_ES" w:bidi="es_ES"/>
         </w:rPr>
-        <w:t xml:space="preserve"> que derramó abundantemente en nosotros por medio de Jesucristo nuestro Salvador.</w:t>
+        <w:t xml:space="preserve"> Derramó el Espíritu Santo abundantemente en nosotros por medio de Jesucristo nuestro Salvador.</w:t>
       </w:r>
     </w:p>
     <w:p>
@@ -1086,7 +1086,7 @@
         <w:rPr>
           <w:lang w:val="es_ES" w:bidi="es_ES"/>
         </w:rPr>
-        <w:t xml:space="preserve"> Al que cause divisiones, amonéstalo una o dos veces. Después, apártate de él,</w:t>
+        <w:t xml:space="preserve"> Al que cause divisiones, adviértelo 1 o 2 veces. Después, apártate de él.</w:t>
       </w:r>
     </w:p>
     <w:p>
@@ -1107,7 +1107,7 @@
         <w:rPr>
           <w:lang w:val="es_ES" w:bidi="es_ES"/>
         </w:rPr>
-        <w:t xml:space="preserve"> porque una persona así se condena a sí misma por pecar a sabiendas.</w:t>
+        <w:t xml:space="preserve"> Una persona así se condena a sí misma por pecar a sabiendas.</w:t>
       </w:r>
     </w:p>
     <w:p>
@@ -1128,7 +1128,7 @@
         <w:rPr>
           <w:lang w:val="es_ES" w:bidi="es_ES"/>
         </w:rPr>
-        <w:t xml:space="preserve"> Cuando te envíe a Artemas o a Tíquico, haz todo lo posible por venir a verme en Nicópolis, porque he decidido pasar allí el invierno.</w:t>
+        <w:t xml:space="preserve"> Cuando te envíe a Artemas o a Tíquico, haz todo lo posible por venir a verme en Nicópolis. He decidido pasar allí el invierno.</w:t>
       </w:r>
     </w:p>
     <w:p>
@@ -1149,7 +1149,7 @@
         <w:rPr>
           <w:lang w:val="es_ES" w:bidi="es_ES"/>
         </w:rPr>
-        <w:t xml:space="preserve"> Ayuda en todo lo que puedas a Zenas, el abogado, y a Apolos en su viaje. Asegúrate de que no les falte nada para su viaje,</w:t>
+        <w:t xml:space="preserve"> Ayuda en todo lo que puedas a Zenas, el abogado, y a Apolos en su viaje. Asegúrate de que no les falte nada.</w:t>
       </w:r>
     </w:p>
     <w:p>
